--- a/backend/data/templates/modern_tech.docx
+++ b/backend/data/templates/modern_tech.docx
@@ -5,68 +5,643 @@
     <w:tbl>
       <w:tblPr>
         <w:tblW w:type="auto" w:w="0"/>
-        <w:tblLayout w:type="autofit"/>
+        <w:tblLayout w:type="fixed"/>
         <w:tblLook w:firstColumn="1" w:firstRow="1" w:lastColumn="0" w:lastRow="0" w:noHBand="0" w:noVBand="1" w:val="04A0"/>
+        <w:tblBorders>
+          <w:top w:val="none" w:sz="0" w:space="0" w:color="auto"/>
+          <w:left w:val="none" w:sz="0" w:space="0" w:color="auto"/>
+          <w:bottom w:val="none" w:sz="0" w:space="0" w:color="auto"/>
+          <w:right w:val="none" w:sz="0" w:space="0" w:color="auto"/>
+          <w:insideH w:val="none" w:sz="0" w:space="0" w:color="auto"/>
+          <w:insideV w:val="none" w:sz="0" w:space="0" w:color="auto"/>
+        </w:tblBorders>
       </w:tblPr>
       <w:tblGrid>
-        <w:gridCol w:w="4986"/>
-        <w:gridCol w:w="4986"/>
+        <w:gridCol w:w="3917"/>
+        <w:gridCol w:w="8323"/>
       </w:tblGrid>
       <w:tr>
         <w:tc>
           <w:tcPr>
-            <w:tcW w:type="dxa" w:w="4986"/>
-            <w:shd w:fill="1e293b" w:val="clear"/>
+            <w:tcW w:type="dxa" w:w="3917"/>
+            <w:shd w:fill="0f172a" w:val="clear"/>
+            <w:tcMar>
+              <w:top w:w="300" w:type="dxa"/>
+              <w:bottom w:w="300" w:type="dxa"/>
+              <w:start w:w="170" w:type="dxa"/>
+              <w:end w:w="100" w:type="dxa"/>
+            </w:tcMar>
+            <w:vAlign w:val="top"/>
           </w:tcPr>
           <w:p>
+            <w:pPr>
+              <w:spacing w:before="120" w:after="80"/>
+              <w:ind w:left="216"/>
+            </w:pPr>
             <w:r>
               <w:rPr>
+                <w:rFonts w:ascii="Arial" w:hAnsi="Arial"/>
                 <w:b/>
                 <w:color w:val="FFFFFF"/>
                 <w:sz w:val="36"/>
               </w:rPr>
-              <w:t>MODERN TECH</w:t>
+              <w:t>John Smith</w:t>
             </w:r>
           </w:p>
           <w:p>
+            <w:pPr>
+              <w:spacing w:before="20" w:after="20"/>
+              <w:ind w:left="216"/>
+            </w:pPr>
             <w:r>
               <w:rPr>
+                <w:rFonts w:ascii="Arial" w:hAnsi="Arial"/>
                 <w:color w:val="94A3B8"/>
-                <w:sz w:val="22"/>
+                <w:sz w:val="17"/>
               </w:rPr>
-              <w:t>Resume Template</w:t>
+              <w:t>john.smith@email.com</w:t>
             </w:r>
+          </w:p>
+          <w:p>
+            <w:pPr>
+              <w:spacing w:before="20" w:after="20"/>
+              <w:ind w:left="216"/>
+            </w:pPr>
+            <w:r>
+              <w:rPr>
+                <w:rFonts w:ascii="Arial" w:hAnsi="Arial"/>
+                <w:color w:val="94A3B8"/>
+                <w:sz w:val="17"/>
+              </w:rPr>
+              <w:t>+1 (555) 123-4567</w:t>
+            </w:r>
+          </w:p>
+          <w:p>
+            <w:pPr>
+              <w:spacing w:before="20" w:after="20"/>
+              <w:ind w:left="216"/>
+            </w:pPr>
+            <w:r>
+              <w:rPr>
+                <w:rFonts w:ascii="Arial" w:hAnsi="Arial"/>
+                <w:color w:val="94A3B8"/>
+                <w:sz w:val="17"/>
+              </w:rPr>
+              <w:t>linkedin.com/in/johnsmith</w:t>
+            </w:r>
+          </w:p>
+          <w:p>
+            <w:pPr>
+              <w:spacing w:before="20" w:after="20"/>
+              <w:ind w:left="216"/>
+            </w:pPr>
+            <w:r>
+              <w:rPr>
+                <w:rFonts w:ascii="Arial" w:hAnsi="Arial"/>
+                <w:color w:val="94A3B8"/>
+                <w:sz w:val="17"/>
+              </w:rPr>
+              <w:t>New York, NY</w:t>
+            </w:r>
+          </w:p>
+          <w:p>
+            <w:pPr>
+              <w:spacing w:before="240" w:after="40"/>
+              <w:ind w:left="216"/>
+              <w:pBdr>
+                <w:bottom w:val="single" w:sz="3" w:space="1" w:color="38bdf8"/>
+              </w:pBdr>
+            </w:pPr>
+          </w:p>
+          <w:p>
+            <w:pPr>
+              <w:spacing w:before="20" w:after="80"/>
+              <w:ind w:left="216"/>
+            </w:pPr>
+            <w:r>
+              <w:rPr>
+                <w:rFonts w:ascii="Arial" w:hAnsi="Arial"/>
+                <w:b/>
+                <w:color w:val="38BDF8"/>
+                <w:sz w:val="20"/>
+              </w:rPr>
+              <w:t>SKILLS</w:t>
+            </w:r>
+          </w:p>
+          <w:p>
+            <w:pPr>
+              <w:spacing w:before="20" w:after="20"/>
+              <w:ind w:left="216"/>
+            </w:pPr>
+            <w:r>
+              <w:rPr>
+                <w:rFonts w:ascii="Arial" w:hAnsi="Arial"/>
+                <w:color w:val="CBD5E1"/>
+                <w:sz w:val="18"/>
+              </w:rPr>
+              <w:t>- Python, JavaScript, TypeScript, Go</w:t>
+            </w:r>
+          </w:p>
+          <w:p>
+            <w:pPr>
+              <w:spacing w:before="20" w:after="20"/>
+              <w:ind w:left="216"/>
+            </w:pPr>
+            <w:r>
+              <w:rPr>
+                <w:rFonts w:ascii="Arial" w:hAnsi="Arial"/>
+                <w:color w:val="CBD5E1"/>
+                <w:sz w:val="18"/>
+              </w:rPr>
+              <w:t>- React, Next.js, FastAPI, Django</w:t>
+            </w:r>
+          </w:p>
+          <w:p>
+            <w:pPr>
+              <w:spacing w:before="20" w:after="20"/>
+              <w:ind w:left="216"/>
+            </w:pPr>
+            <w:r>
+              <w:rPr>
+                <w:rFonts w:ascii="Arial" w:hAnsi="Arial"/>
+                <w:color w:val="CBD5E1"/>
+                <w:sz w:val="18"/>
+              </w:rPr>
+              <w:t>- PostgreSQL, Redis, MongoDB</w:t>
+            </w:r>
+          </w:p>
+          <w:p>
+            <w:pPr>
+              <w:spacing w:before="20" w:after="20"/>
+              <w:ind w:left="216"/>
+            </w:pPr>
+            <w:r>
+              <w:rPr>
+                <w:rFonts w:ascii="Arial" w:hAnsi="Arial"/>
+                <w:color w:val="CBD5E1"/>
+                <w:sz w:val="18"/>
+              </w:rPr>
+              <w:t>- AWS, Docker, Kubernetes, CI/CD</w:t>
+            </w:r>
+          </w:p>
+          <w:p>
+            <w:pPr>
+              <w:spacing w:before="20" w:after="20"/>
+              <w:ind w:left="216"/>
+            </w:pPr>
+            <w:r>
+              <w:rPr>
+                <w:rFonts w:ascii="Arial" w:hAnsi="Arial"/>
+                <w:color w:val="CBD5E1"/>
+                <w:sz w:val="18"/>
+              </w:rPr>
+              <w:t>- System Design, Agile/Scrum</w:t>
+            </w:r>
+          </w:p>
+          <w:p>
+            <w:pPr>
+              <w:spacing w:before="240" w:after="40"/>
+              <w:ind w:left="216"/>
+              <w:pBdr>
+                <w:bottom w:val="single" w:sz="3" w:space="1" w:color="38bdf8"/>
+              </w:pBdr>
+            </w:pPr>
+          </w:p>
+          <w:p>
+            <w:pPr>
+              <w:spacing w:before="20" w:after="80"/>
+              <w:ind w:left="216"/>
+            </w:pPr>
+            <w:r>
+              <w:rPr>
+                <w:rFonts w:ascii="Arial" w:hAnsi="Arial"/>
+                <w:b/>
+                <w:color w:val="38BDF8"/>
+                <w:sz w:val="20"/>
+              </w:rPr>
+              <w:t>CERTIFICATIONS</w:t>
+            </w:r>
+          </w:p>
+          <w:p>
+            <w:pPr>
+              <w:spacing w:before="20" w:after="20"/>
+              <w:ind w:left="216"/>
+            </w:pPr>
+            <w:r>
+              <w:rPr>
+                <w:rFonts w:ascii="Arial" w:hAnsi="Arial"/>
+                <w:color w:val="CBD5E1"/>
+                <w:sz w:val="18"/>
+              </w:rPr>
+              <w:t>- AWS Solutions Architect – Professional</w:t>
+            </w:r>
+          </w:p>
+          <w:p>
+            <w:pPr>
+              <w:spacing w:before="20" w:after="20"/>
+              <w:ind w:left="216"/>
+            </w:pPr>
+            <w:r>
+              <w:rPr>
+                <w:rFonts w:ascii="Arial" w:hAnsi="Arial"/>
+                <w:color w:val="CBD5E1"/>
+                <w:sz w:val="18"/>
+              </w:rPr>
+              <w:t>- Google Cloud Professional Data Engineer</w:t>
+            </w:r>
+          </w:p>
+          <w:p>
+            <w:pPr>
+              <w:spacing w:before="240" w:after="40"/>
+              <w:ind w:left="216"/>
+              <w:pBdr>
+                <w:bottom w:val="single" w:sz="3" w:space="1" w:color="38bdf8"/>
+              </w:pBdr>
+            </w:pPr>
+          </w:p>
+          <w:p>
+            <w:pPr>
+              <w:spacing w:before="20" w:after="80"/>
+              <w:ind w:left="216"/>
+            </w:pPr>
+            <w:r>
+              <w:rPr>
+                <w:rFonts w:ascii="Arial" w:hAnsi="Arial"/>
+                <w:b/>
+                <w:color w:val="38BDF8"/>
+                <w:sz w:val="20"/>
+              </w:rPr>
+              <w:t>LANGUAGES</w:t>
+            </w:r>
+          </w:p>
+          <w:p>
+            <w:pPr>
+              <w:spacing w:before="20" w:after="20"/>
+              <w:ind w:left="216"/>
+            </w:pPr>
+            <w:r>
+              <w:rPr>
+                <w:rFonts w:ascii="Arial" w:hAnsi="Arial"/>
+                <w:color w:val="CBD5E1"/>
+                <w:sz w:val="18"/>
+              </w:rPr>
+              <w:t>- English (Native)</w:t>
+            </w:r>
+          </w:p>
+          <w:p>
+            <w:pPr>
+              <w:spacing w:before="20" w:after="20"/>
+              <w:ind w:left="216"/>
+            </w:pPr>
+            <w:r>
+              <w:rPr>
+                <w:rFonts w:ascii="Arial" w:hAnsi="Arial"/>
+                <w:color w:val="CBD5E1"/>
+                <w:sz w:val="18"/>
+              </w:rPr>
+              <w:t>- Mandarin Chinese (Fluent)</w:t>
+            </w:r>
+          </w:p>
+          <w:p>
+            <w:pPr>
+              <w:spacing w:before="0" w:after="200"/>
+            </w:pPr>
           </w:p>
         </w:tc>
         <w:tc>
           <w:tcPr>
-            <w:tcW w:type="dxa" w:w="4986"/>
-            <w:shd w:fill="f1f5f9" w:val="clear"/>
+            <w:tcW w:type="dxa" w:w="8323"/>
+            <w:tcMar>
+              <w:top w:w="300" w:type="dxa"/>
+              <w:bottom w:w="200" w:type="dxa"/>
+              <w:start w:w="200" w:type="dxa"/>
+              <w:end w:w="200" w:type="dxa"/>
+            </w:tcMar>
+            <w:vAlign w:val="top"/>
+            <w:shd w:fill="ffffff" w:val="clear"/>
           </w:tcPr>
           <w:p>
             <w:pPr>
-              <w:jc w:val="right"/>
+              <w:spacing w:before="200" w:after="40"/>
+              <w:ind w:left="144"/>
             </w:pPr>
             <w:r>
               <w:rPr>
-                <w:color w:val="64748B"/>
-                <w:sz w:val="18"/>
+                <w:rFonts w:ascii="Arial" w:hAnsi="Arial"/>
+                <w:b/>
+                <w:color w:val="0F172A"/>
+                <w:sz w:val="26"/>
               </w:rPr>
-              <w:t>SkillSight</w:t>
+              <w:t>SUMMARY</w:t>
+            </w:r>
+          </w:p>
+          <w:p>
+            <w:pPr>
+              <w:pBdr>
+                <w:bottom w:val="single" w:sz="4" w:space="1" w:color="38bdf8"/>
+              </w:pBdr>
+              <w:spacing w:before="0" w:after="120"/>
+              <w:ind w:left="144"/>
+            </w:pPr>
+          </w:p>
+          <w:p>
+            <w:pPr>
+              <w:spacing w:before="20" w:after="20" w:line="270" w:lineRule="exact"/>
+              <w:ind w:left="144"/>
+            </w:pPr>
+            <w:r>
+              <w:rPr>
+                <w:rFonts w:ascii="Arial" w:hAnsi="Arial"/>
+                <w:color w:val="444444"/>
+                <w:sz w:val="20"/>
+              </w:rPr>
+              <w:t>Results-driven software engineer with 5+ years of experience in full-stack development.</w:t>
+            </w:r>
+          </w:p>
+          <w:p>
+            <w:pPr>
+              <w:spacing w:before="20" w:after="20" w:line="270" w:lineRule="exact"/>
+              <w:ind w:left="144"/>
+            </w:pPr>
+            <w:r>
+              <w:rPr>
+                <w:rFonts w:ascii="Arial" w:hAnsi="Arial"/>
+                <w:color w:val="444444"/>
+                <w:sz w:val="20"/>
+              </w:rPr>
+              <w:t>Passionate about building scalable applications and mentoring junior developers.</w:t>
+            </w:r>
+          </w:p>
+          <w:p>
+            <w:pPr>
+              <w:spacing w:before="200" w:after="40"/>
+              <w:ind w:left="144"/>
+            </w:pPr>
+            <w:r>
+              <w:rPr>
+                <w:rFonts w:ascii="Arial" w:hAnsi="Arial"/>
+                <w:b/>
+                <w:color w:val="0F172A"/>
+                <w:sz w:val="26"/>
+              </w:rPr>
+              <w:t>EXPERIENCE</w:t>
+            </w:r>
+          </w:p>
+          <w:p>
+            <w:pPr>
+              <w:pBdr>
+                <w:bottom w:val="single" w:sz="4" w:space="1" w:color="38bdf8"/>
+              </w:pBdr>
+              <w:spacing w:before="0" w:after="120"/>
+              <w:ind w:left="144"/>
+            </w:pPr>
+          </w:p>
+          <w:p>
+            <w:pPr>
+              <w:spacing w:before="20" w:after="20" w:line="270" w:lineRule="exact"/>
+              <w:ind w:left="144"/>
+            </w:pPr>
+            <w:r>
+              <w:rPr>
+                <w:rFonts w:ascii="Arial" w:hAnsi="Arial"/>
+                <w:b/>
+                <w:color w:val="1E293B"/>
+                <w:sz w:val="21"/>
+              </w:rPr>
+              <w:t>Senior Software Engineer — TechCorp Inc. (2021 – Present)</w:t>
+            </w:r>
+          </w:p>
+          <w:p>
+            <w:pPr>
+              <w:spacing w:before="20" w:after="20" w:line="270" w:lineRule="exact"/>
+              <w:ind w:left="504" w:hanging="216"/>
+            </w:pPr>
+            <w:r>
+              <w:rPr>
+                <w:rFonts w:ascii="Arial" w:hAnsi="Arial"/>
+                <w:color w:val="333333"/>
+                <w:sz w:val="20"/>
+              </w:rPr>
+              <w:t>- Led a team of 6 engineers to deliver a microservices platform serving 2M+ users</w:t>
+            </w:r>
+          </w:p>
+          <w:p>
+            <w:pPr>
+              <w:spacing w:before="20" w:after="20" w:line="270" w:lineRule="exact"/>
+              <w:ind w:left="504" w:hanging="216"/>
+            </w:pPr>
+            <w:r>
+              <w:rPr>
+                <w:rFonts w:ascii="Arial" w:hAnsi="Arial"/>
+                <w:color w:val="333333"/>
+                <w:sz w:val="20"/>
+              </w:rPr>
+              <w:t>- Redesigned the authentication system, reducing login failures by 40%</w:t>
+            </w:r>
+          </w:p>
+          <w:p>
+            <w:pPr>
+              <w:spacing w:before="20" w:after="20" w:line="270" w:lineRule="exact"/>
+              <w:ind w:left="504" w:hanging="216"/>
+            </w:pPr>
+            <w:r>
+              <w:rPr>
+                <w:rFonts w:ascii="Arial" w:hAnsi="Arial"/>
+                <w:color w:val="333333"/>
+                <w:sz w:val="20"/>
+              </w:rPr>
+              <w:t>- Implemented CI/CD pipelines that cut deployment time from 2 hours to 15 minutes</w:t>
+            </w:r>
+          </w:p>
+          <w:p>
+            <w:pPr>
+              <w:spacing w:before="0" w:after="60"/>
+            </w:pPr>
+          </w:p>
+          <w:p>
+            <w:pPr>
+              <w:spacing w:before="20" w:after="20" w:line="270" w:lineRule="exact"/>
+              <w:ind w:left="144"/>
+            </w:pPr>
+            <w:r>
+              <w:rPr>
+                <w:rFonts w:ascii="Arial" w:hAnsi="Arial"/>
+                <w:b/>
+                <w:color w:val="1E293B"/>
+                <w:sz w:val="21"/>
+              </w:rPr>
+              <w:t>Software Engineer — StartupXYZ (2019 – 2021)</w:t>
+            </w:r>
+          </w:p>
+          <w:p>
+            <w:pPr>
+              <w:spacing w:before="20" w:after="20" w:line="270" w:lineRule="exact"/>
+              <w:ind w:left="504" w:hanging="216"/>
+            </w:pPr>
+            <w:r>
+              <w:rPr>
+                <w:rFonts w:ascii="Arial" w:hAnsi="Arial"/>
+                <w:color w:val="333333"/>
+                <w:sz w:val="20"/>
+              </w:rPr>
+              <w:t>- Built RESTful APIs using Python/FastAPI handling 10K+ requests per second</w:t>
+            </w:r>
+          </w:p>
+          <w:p>
+            <w:pPr>
+              <w:spacing w:before="20" w:after="20" w:line="270" w:lineRule="exact"/>
+              <w:ind w:left="504" w:hanging="216"/>
+            </w:pPr>
+            <w:r>
+              <w:rPr>
+                <w:rFonts w:ascii="Arial" w:hAnsi="Arial"/>
+                <w:color w:val="333333"/>
+                <w:sz w:val="20"/>
+              </w:rPr>
+              <w:t>- Developed React-based dashboard used by 500+ enterprise clients</w:t>
+            </w:r>
+          </w:p>
+          <w:p>
+            <w:pPr>
+              <w:spacing w:before="20" w:after="20" w:line="270" w:lineRule="exact"/>
+              <w:ind w:left="504" w:hanging="216"/>
+            </w:pPr>
+            <w:r>
+              <w:rPr>
+                <w:rFonts w:ascii="Arial" w:hAnsi="Arial"/>
+                <w:color w:val="333333"/>
+                <w:sz w:val="20"/>
+              </w:rPr>
+              <w:t>- Reduced database query times by 60% through query optimization and indexing</w:t>
+            </w:r>
+          </w:p>
+          <w:p>
+            <w:pPr>
+              <w:spacing w:before="200" w:after="40"/>
+              <w:ind w:left="144"/>
+            </w:pPr>
+            <w:r>
+              <w:rPr>
+                <w:rFonts w:ascii="Arial" w:hAnsi="Arial"/>
+                <w:b/>
+                <w:color w:val="0F172A"/>
+                <w:sz w:val="26"/>
+              </w:rPr>
+              <w:t>EDUCATION</w:t>
+            </w:r>
+          </w:p>
+          <w:p>
+            <w:pPr>
+              <w:pBdr>
+                <w:bottom w:val="single" w:sz="4" w:space="1" w:color="38bdf8"/>
+              </w:pBdr>
+              <w:spacing w:before="0" w:after="120"/>
+              <w:ind w:left="144"/>
+            </w:pPr>
+          </w:p>
+          <w:p>
+            <w:pPr>
+              <w:spacing w:before="20" w:after="20" w:line="270" w:lineRule="exact"/>
+              <w:ind w:left="144"/>
+            </w:pPr>
+            <w:r>
+              <w:rPr>
+                <w:rFonts w:ascii="Arial" w:hAnsi="Arial"/>
+                <w:b/>
+                <w:color w:val="1E293B"/>
+                <w:sz w:val="21"/>
+              </w:rPr>
+              <w:t>Master of Science in Computer Science — Stanford University (2019)</w:t>
+            </w:r>
+          </w:p>
+          <w:p>
+            <w:pPr>
+              <w:spacing w:before="20" w:after="20" w:line="270" w:lineRule="exact"/>
+              <w:ind w:left="144"/>
+            </w:pPr>
+            <w:r>
+              <w:rPr>
+                <w:rFonts w:ascii="Arial" w:hAnsi="Arial"/>
+                <w:b/>
+                <w:color w:val="1E293B"/>
+                <w:sz w:val="21"/>
+              </w:rPr>
+              <w:t>Bachelor of Science in Computer Science — UC Berkeley (2017)</w:t>
+            </w:r>
+          </w:p>
+          <w:p>
+            <w:pPr>
+              <w:spacing w:before="200" w:after="40"/>
+              <w:ind w:left="144"/>
+            </w:pPr>
+            <w:r>
+              <w:rPr>
+                <w:rFonts w:ascii="Arial" w:hAnsi="Arial"/>
+                <w:b/>
+                <w:color w:val="0F172A"/>
+                <w:sz w:val="26"/>
+              </w:rPr>
+              <w:t>PROJECTS</w:t>
+            </w:r>
+          </w:p>
+          <w:p>
+            <w:pPr>
+              <w:pBdr>
+                <w:bottom w:val="single" w:sz="4" w:space="1" w:color="38bdf8"/>
+              </w:pBdr>
+              <w:spacing w:before="0" w:after="120"/>
+              <w:ind w:left="144"/>
+            </w:pPr>
+          </w:p>
+          <w:p>
+            <w:pPr>
+              <w:spacing w:before="20" w:after="20" w:line="270" w:lineRule="exact"/>
+              <w:ind w:left="144"/>
+            </w:pPr>
+            <w:r>
+              <w:rPr>
+                <w:rFonts w:ascii="Arial" w:hAnsi="Arial"/>
+                <w:b/>
+                <w:color w:val="1E293B"/>
+                <w:sz w:val="21"/>
+              </w:rPr>
+              <w:t>Open-Source Resume Builder (2022)</w:t>
+            </w:r>
+          </w:p>
+          <w:p>
+            <w:pPr>
+              <w:spacing w:before="20" w:after="20" w:line="270" w:lineRule="exact"/>
+              <w:ind w:left="504" w:hanging="216"/>
+            </w:pPr>
+            <w:r>
+              <w:rPr>
+                <w:rFonts w:ascii="Arial" w:hAnsi="Arial"/>
+                <w:color w:val="333333"/>
+                <w:sz w:val="20"/>
+              </w:rPr>
+              <w:t>- Built a tool that generates ATS-friendly resumes from YAML input</w:t>
+            </w:r>
+          </w:p>
+          <w:p>
+            <w:pPr>
+              <w:spacing w:before="20" w:after="20" w:line="270" w:lineRule="exact"/>
+              <w:ind w:left="504" w:hanging="216"/>
+            </w:pPr>
+            <w:r>
+              <w:rPr>
+                <w:rFonts w:ascii="Arial" w:hAnsi="Arial"/>
+                <w:color w:val="333333"/>
+                <w:sz w:val="20"/>
+              </w:rPr>
+              <w:t>- 500+ GitHub stars, 50+ contributors</w:t>
             </w:r>
           </w:p>
         </w:tc>
       </w:tr>
     </w:tbl>
-    <w:p/>
-    <w:p>
-      <w:r>
-        <w:t>{{ RESUME_CONTENT }}</w:t>
-      </w:r>
-    </w:p>
     <w:sectPr>
       <w:pgSz w:w="12240" w:h="15840"/>
-      <w:pgMar w:top="850" w:right="1134" w:bottom="850" w:left="1134" w:header="720" w:footer="720" w:gutter="0"/>
+      <w:pgMar w:top="0" w:right="0" w:bottom="567" w:left="0" w:header="720" w:footer="720" w:gutter="0"/>
       <w:cols w:space="720"/>
       <w:docGrid w:linePitch="360"/>
     </w:sectPr>
@@ -438,9 +1013,9 @@
     <w:qFormat/>
     <w:rsid w:val="00FC693F"/>
     <w:rPr>
-      <w:rFonts w:ascii="Segoe UI" w:hAnsi="Segoe UI"/>
+      <w:rFonts w:ascii="Arial" w:hAnsi="Arial"/>
       <w:color w:val="2D2D2D"/>
-      <w:sz w:val="21"/>
+      <w:sz w:val="20"/>
     </w:rPr>
   </w:style>
   <w:style w:type="paragraph" w:styleId="Header">
